--- a/nextjs/Next folder structure.docx
+++ b/nextjs/Next folder structure.docx
@@ -953,24 +953,784 @@
         </w:rPr>
         <w:t xml:space="preserve">  ├── /package.json       # Dependencies and scripts</w:t>
       </w:r>
+    </w:p>
+    <w:p>
+      <w:pPr>
+        <w:rPr>
+          <w:rFonts w:hint="default"/>
+          <w:sz w:val="18"/>
+          <w:szCs w:val="18"/>
+        </w:rPr>
+      </w:pPr>
+      <w:r>
+        <w:rPr>
+          <w:rFonts w:hint="default"/>
+          <w:sz w:val="18"/>
+          <w:szCs w:val="18"/>
+        </w:rPr>
+        <w:t xml:space="preserve">  ├── /README.md          # Documentation</w:t>
+      </w:r>
+    </w:p>
+    <w:p>
+      <w:pPr>
+        <w:rPr>
+          <w:rFonts w:hint="default"/>
+          <w:sz w:val="18"/>
+          <w:szCs w:val="18"/>
+        </w:rPr>
+      </w:pPr>
+    </w:p>
+    <w:p>
+      <w:pPr>
+        <w:rPr>
+          <w:rFonts w:hint="default"/>
+          <w:sz w:val="18"/>
+          <w:szCs w:val="18"/>
+        </w:rPr>
+      </w:pPr>
+    </w:p>
+    <w:p>
+      <w:pPr>
+        <w:rPr>
+          <w:rFonts w:hint="default"/>
+          <w:sz w:val="18"/>
+          <w:szCs w:val="18"/>
+        </w:rPr>
+      </w:pPr>
+    </w:p>
+    <w:p>
+      <w:pPr>
+        <w:rPr>
+          <w:rFonts w:hint="default"/>
+          <w:sz w:val="18"/>
+          <w:szCs w:val="18"/>
+        </w:rPr>
+      </w:pPr>
+    </w:p>
+    <w:p>
+      <w:pPr>
+        <w:rPr>
+          <w:rFonts w:hint="default"/>
+          <w:sz w:val="18"/>
+          <w:szCs w:val="18"/>
+          <w:lang w:val="en-IN"/>
+        </w:rPr>
+      </w:pPr>
+      <w:r>
+        <w:rPr>
+          <w:rFonts w:hint="default"/>
+          <w:sz w:val="18"/>
+          <w:szCs w:val="18"/>
+          <w:lang w:val="en-IN"/>
+        </w:rPr>
+        <w:t>Common components folder structure</w:t>
+      </w:r>
+    </w:p>
+    <w:p>
+      <w:pPr>
+        <w:rPr>
+          <w:rFonts w:hint="default"/>
+          <w:sz w:val="18"/>
+          <w:szCs w:val="18"/>
+          <w:lang w:val="en-IN"/>
+        </w:rPr>
+      </w:pPr>
+    </w:p>
+    <w:p>
+      <w:pPr>
+        <w:rPr>
+          <w:rFonts w:hint="default"/>
+          <w:sz w:val="18"/>
+          <w:szCs w:val="18"/>
+          <w:lang w:val="en-IN"/>
+        </w:rPr>
+      </w:pPr>
+    </w:p>
+    <w:p>
+      <w:pPr>
+        <w:rPr>
+          <w:rFonts w:hint="default"/>
+          <w:sz w:val="18"/>
+          <w:szCs w:val="18"/>
+          <w:lang w:val="en-IN"/>
+        </w:rPr>
+      </w:pPr>
+      <w:r>
+        <w:rPr>
+          <w:rFonts w:hint="default"/>
+          <w:sz w:val="18"/>
+          <w:szCs w:val="18"/>
+          <w:lang w:val="en-IN"/>
+        </w:rPr>
+        <w:t>/components</w:t>
+      </w:r>
+    </w:p>
+    <w:p>
+      <w:pPr>
+        <w:rPr>
+          <w:rFonts w:hint="default"/>
+          <w:sz w:val="18"/>
+          <w:szCs w:val="18"/>
+          <w:lang w:val="en-IN"/>
+        </w:rPr>
+      </w:pPr>
+      <w:r>
+        <w:rPr>
+          <w:rFonts w:hint="default"/>
+          <w:sz w:val="18"/>
+          <w:szCs w:val="18"/>
+          <w:lang w:val="en-IN"/>
+        </w:rPr>
+        <w:t xml:space="preserve">  ├── /ui/            # Reusable UI components</w:t>
+      </w:r>
+    </w:p>
+    <w:p>
+      <w:pPr>
+        <w:rPr>
+          <w:rFonts w:hint="default"/>
+          <w:sz w:val="18"/>
+          <w:szCs w:val="18"/>
+          <w:lang w:val="en-IN"/>
+        </w:rPr>
+      </w:pPr>
+      <w:r>
+        <w:rPr>
+          <w:rFonts w:hint="default"/>
+          <w:sz w:val="18"/>
+          <w:szCs w:val="18"/>
+          <w:lang w:val="en-IN"/>
+        </w:rPr>
+        <w:t xml:space="preserve">  │   ├── Button.tsx</w:t>
+      </w:r>
+    </w:p>
+    <w:p>
+      <w:pPr>
+        <w:rPr>
+          <w:rFonts w:hint="default"/>
+          <w:sz w:val="18"/>
+          <w:szCs w:val="18"/>
+          <w:lang w:val="en-IN"/>
+        </w:rPr>
+      </w:pPr>
+      <w:r>
+        <w:rPr>
+          <w:rFonts w:hint="default"/>
+          <w:sz w:val="18"/>
+          <w:szCs w:val="18"/>
+          <w:lang w:val="en-IN"/>
+        </w:rPr>
+        <w:t xml:space="preserve">  │   ├── Input.tsx</w:t>
+      </w:r>
+    </w:p>
+    <w:p>
+      <w:pPr>
+        <w:rPr>
+          <w:rFonts w:hint="default"/>
+          <w:sz w:val="18"/>
+          <w:szCs w:val="18"/>
+          <w:lang w:val="en-IN"/>
+        </w:rPr>
+      </w:pPr>
+      <w:r>
+        <w:rPr>
+          <w:rFonts w:hint="default"/>
+          <w:sz w:val="18"/>
+          <w:szCs w:val="18"/>
+          <w:lang w:val="en-IN"/>
+        </w:rPr>
+        <w:t xml:space="preserve">  │   ├── Modal.tsx</w:t>
+      </w:r>
+    </w:p>
+    <w:p>
+      <w:pPr>
+        <w:rPr>
+          <w:rFonts w:hint="default"/>
+          <w:sz w:val="18"/>
+          <w:szCs w:val="18"/>
+          <w:lang w:val="en-IN"/>
+        </w:rPr>
+      </w:pPr>
+      <w:r>
+        <w:rPr>
+          <w:rFonts w:hint="default"/>
+          <w:sz w:val="18"/>
+          <w:szCs w:val="18"/>
+          <w:lang w:val="en-IN"/>
+        </w:rPr>
+        <w:t xml:space="preserve">  │</w:t>
+      </w:r>
+    </w:p>
+    <w:p>
+      <w:pPr>
+        <w:rPr>
+          <w:rFonts w:hint="default"/>
+          <w:sz w:val="18"/>
+          <w:szCs w:val="18"/>
+          <w:lang w:val="en-IN"/>
+        </w:rPr>
+      </w:pPr>
+      <w:r>
+        <w:rPr>
+          <w:rFonts w:hint="default"/>
+          <w:sz w:val="18"/>
+          <w:szCs w:val="18"/>
+          <w:lang w:val="en-IN"/>
+        </w:rPr>
+        <w:t xml:space="preserve">  ├── /layout/        # Layout components (Navbar, Footer, Sidebar)</w:t>
+      </w:r>
+    </w:p>
+    <w:p>
+      <w:pPr>
+        <w:rPr>
+          <w:rFonts w:hint="default"/>
+          <w:sz w:val="18"/>
+          <w:szCs w:val="18"/>
+          <w:lang w:val="en-IN"/>
+        </w:rPr>
+      </w:pPr>
+      <w:r>
+        <w:rPr>
+          <w:rFonts w:hint="default"/>
+          <w:sz w:val="18"/>
+          <w:szCs w:val="18"/>
+          <w:lang w:val="en-IN"/>
+        </w:rPr>
+        <w:t xml:space="preserve">  │   ├── Navbar.tsx</w:t>
+      </w:r>
+    </w:p>
+    <w:p>
+      <w:pPr>
+        <w:rPr>
+          <w:rFonts w:hint="default"/>
+          <w:sz w:val="18"/>
+          <w:szCs w:val="18"/>
+          <w:lang w:val="en-IN"/>
+        </w:rPr>
+      </w:pPr>
+      <w:r>
+        <w:rPr>
+          <w:rFonts w:hint="default"/>
+          <w:sz w:val="18"/>
+          <w:szCs w:val="18"/>
+          <w:lang w:val="en-IN"/>
+        </w:rPr>
+        <w:t xml:space="preserve">  │   ├── Sidebar.tsx</w:t>
+      </w:r>
+    </w:p>
+    <w:p>
+      <w:pPr>
+        <w:rPr>
+          <w:rFonts w:hint="default"/>
+          <w:sz w:val="18"/>
+          <w:szCs w:val="18"/>
+          <w:lang w:val="en-IN"/>
+        </w:rPr>
+      </w:pPr>
+      <w:r>
+        <w:rPr>
+          <w:rFonts w:hint="default"/>
+          <w:sz w:val="18"/>
+          <w:szCs w:val="18"/>
+          <w:lang w:val="en-IN"/>
+        </w:rPr>
+        <w:t xml:space="preserve">  │   ├── Footer.tsx</w:t>
+      </w:r>
+    </w:p>
+    <w:p>
+      <w:pPr>
+        <w:rPr>
+          <w:rFonts w:hint="default"/>
+          <w:sz w:val="18"/>
+          <w:szCs w:val="18"/>
+          <w:lang w:val="en-IN"/>
+        </w:rPr>
+      </w:pPr>
+      <w:r>
+        <w:rPr>
+          <w:rFonts w:hint="default"/>
+          <w:sz w:val="18"/>
+          <w:szCs w:val="18"/>
+          <w:lang w:val="en-IN"/>
+        </w:rPr>
+        <w:t xml:space="preserve">  │</w:t>
+      </w:r>
+    </w:p>
+    <w:p>
+      <w:pPr>
+        <w:rPr>
+          <w:rFonts w:hint="default"/>
+          <w:sz w:val="18"/>
+          <w:szCs w:val="18"/>
+          <w:lang w:val="en-IN"/>
+        </w:rPr>
+      </w:pPr>
+      <w:r>
+        <w:rPr>
+          <w:rFonts w:hint="default"/>
+          <w:sz w:val="18"/>
+          <w:szCs w:val="18"/>
+          <w:lang w:val="en-IN"/>
+        </w:rPr>
+        <w:t xml:space="preserve">  ├── /forms/         # Form components</w:t>
+      </w:r>
+    </w:p>
+    <w:p>
+      <w:pPr>
+        <w:rPr>
+          <w:rFonts w:hint="default"/>
+          <w:sz w:val="18"/>
+          <w:szCs w:val="18"/>
+          <w:lang w:val="en-IN"/>
+        </w:rPr>
+      </w:pPr>
+      <w:r>
+        <w:rPr>
+          <w:rFonts w:hint="default"/>
+          <w:sz w:val="18"/>
+          <w:szCs w:val="18"/>
+          <w:lang w:val="en-IN"/>
+        </w:rPr>
+        <w:t xml:space="preserve">  │   ├── LoginForm.tsx</w:t>
+      </w:r>
+    </w:p>
+    <w:p>
+      <w:pPr>
+        <w:rPr>
+          <w:rFonts w:hint="default"/>
+          <w:sz w:val="18"/>
+          <w:szCs w:val="18"/>
+          <w:lang w:val="en-IN"/>
+        </w:rPr>
+      </w:pPr>
+      <w:r>
+        <w:rPr>
+          <w:rFonts w:hint="default"/>
+          <w:sz w:val="18"/>
+          <w:szCs w:val="18"/>
+          <w:lang w:val="en-IN"/>
+        </w:rPr>
+        <w:t xml:space="preserve">  │   ├── SignupForm.tsx</w:t>
+      </w:r>
+    </w:p>
+    <w:p>
+      <w:pPr>
+        <w:rPr>
+          <w:rFonts w:hint="default"/>
+          <w:sz w:val="18"/>
+          <w:szCs w:val="18"/>
+          <w:lang w:val="en-IN"/>
+        </w:rPr>
+      </w:pPr>
+      <w:r>
+        <w:rPr>
+          <w:rFonts w:hint="default"/>
+          <w:sz w:val="18"/>
+          <w:szCs w:val="18"/>
+          <w:lang w:val="en-IN"/>
+        </w:rPr>
+        <w:t xml:space="preserve">  │</w:t>
+      </w:r>
+    </w:p>
+    <w:p>
+      <w:pPr>
+        <w:rPr>
+          <w:rFonts w:hint="default"/>
+          <w:sz w:val="18"/>
+          <w:szCs w:val="18"/>
+          <w:lang w:val="en-IN"/>
+        </w:rPr>
+      </w:pPr>
+      <w:r>
+        <w:rPr>
+          <w:rFonts w:hint="default"/>
+          <w:sz w:val="18"/>
+          <w:szCs w:val="18"/>
+          <w:lang w:val="en-IN"/>
+        </w:rPr>
+        <w:t xml:space="preserve">  ├── index.ts        # Centralized export file</w:t>
+      </w:r>
+    </w:p>
+    <w:p>
+      <w:pPr>
+        <w:rPr>
+          <w:rFonts w:hint="default"/>
+          <w:sz w:val="18"/>
+          <w:szCs w:val="18"/>
+          <w:lang w:val="en-IN"/>
+        </w:rPr>
+      </w:pPr>
+    </w:p>
+    <w:p>
+      <w:pPr>
+        <w:rPr>
+          <w:rFonts w:hint="default"/>
+          <w:sz w:val="18"/>
+          <w:szCs w:val="18"/>
+          <w:lang w:val="en-IN"/>
+        </w:rPr>
+      </w:pPr>
+    </w:p>
+    <w:p>
+      <w:pPr>
+        <w:rPr>
+          <w:rFonts w:hint="default" w:eastAsia="SimSun" w:cs="Calibri" w:asciiTheme="minorAscii" w:hAnsiTheme="minorAscii"/>
+          <w:sz w:val="18"/>
+          <w:szCs w:val="18"/>
+        </w:rPr>
+      </w:pPr>
+      <w:r>
+        <w:rPr>
+          <w:rFonts w:hint="default" w:eastAsia="SimSun" w:cs="Calibri" w:asciiTheme="minorAscii" w:hAnsiTheme="minorAscii"/>
+          <w:sz w:val="18"/>
+          <w:szCs w:val="18"/>
+        </w:rPr>
+        <w:t>components/index.ts</w:t>
+      </w:r>
+    </w:p>
+    <w:p>
+      <w:pPr>
+        <w:rPr>
+          <w:rFonts w:hint="default" w:eastAsia="SimSun" w:cs="Calibri" w:asciiTheme="minorAscii" w:hAnsiTheme="minorAscii"/>
+          <w:sz w:val="18"/>
+          <w:szCs w:val="18"/>
+          <w:lang w:val="en-IN"/>
+        </w:rPr>
+      </w:pPr>
+      <w:r>
+        <w:rPr>
+          <w:rFonts w:hint="default" w:eastAsia="SimSun" w:cs="Calibri" w:asciiTheme="minorAscii" w:hAnsiTheme="minorAscii"/>
+          <w:sz w:val="18"/>
+          <w:szCs w:val="18"/>
+          <w:lang w:val="en-IN"/>
+        </w:rPr>
+        <w:t>// Export UI components</w:t>
+      </w:r>
+    </w:p>
+    <w:p>
+      <w:pPr>
+        <w:rPr>
+          <w:rFonts w:hint="default" w:eastAsia="SimSun" w:cs="Calibri" w:asciiTheme="minorAscii" w:hAnsiTheme="minorAscii"/>
+          <w:sz w:val="18"/>
+          <w:szCs w:val="18"/>
+          <w:lang w:val="en-IN"/>
+        </w:rPr>
+      </w:pPr>
+      <w:r>
+        <w:rPr>
+          <w:rFonts w:hint="default" w:eastAsia="SimSun" w:cs="Calibri" w:asciiTheme="minorAscii" w:hAnsiTheme="minorAscii"/>
+          <w:sz w:val="18"/>
+          <w:szCs w:val="18"/>
+          <w:lang w:val="en-IN"/>
+        </w:rPr>
+        <w:t>export { default as Button } from "./ui/Button";</w:t>
+      </w:r>
+    </w:p>
+    <w:p>
+      <w:pPr>
+        <w:rPr>
+          <w:rFonts w:hint="default" w:eastAsia="SimSun" w:cs="Calibri" w:asciiTheme="minorAscii" w:hAnsiTheme="minorAscii"/>
+          <w:sz w:val="18"/>
+          <w:szCs w:val="18"/>
+          <w:lang w:val="en-IN"/>
+        </w:rPr>
+      </w:pPr>
+      <w:r>
+        <w:rPr>
+          <w:rFonts w:hint="default" w:eastAsia="SimSun" w:cs="Calibri" w:asciiTheme="minorAscii" w:hAnsiTheme="minorAscii"/>
+          <w:sz w:val="18"/>
+          <w:szCs w:val="18"/>
+          <w:lang w:val="en-IN"/>
+        </w:rPr>
+        <w:t>export { default as Input } from "./ui/Input";</w:t>
+      </w:r>
+    </w:p>
+    <w:p>
+      <w:pPr>
+        <w:rPr>
+          <w:rFonts w:hint="default" w:eastAsia="SimSun" w:cs="Calibri" w:asciiTheme="minorAscii" w:hAnsiTheme="minorAscii"/>
+          <w:sz w:val="18"/>
+          <w:szCs w:val="18"/>
+          <w:lang w:val="en-IN"/>
+        </w:rPr>
+      </w:pPr>
+      <w:r>
+        <w:rPr>
+          <w:rFonts w:hint="default" w:eastAsia="SimSun" w:cs="Calibri" w:asciiTheme="minorAscii" w:hAnsiTheme="minorAscii"/>
+          <w:sz w:val="18"/>
+          <w:szCs w:val="18"/>
+          <w:lang w:val="en-IN"/>
+        </w:rPr>
+        <w:t>export { default as Modal } from "./ui/Modal";</w:t>
+      </w:r>
+    </w:p>
+    <w:p>
+      <w:pPr>
+        <w:rPr>
+          <w:rFonts w:hint="default" w:eastAsia="SimSun" w:cs="Calibri" w:asciiTheme="minorAscii" w:hAnsiTheme="minorAscii"/>
+          <w:sz w:val="18"/>
+          <w:szCs w:val="18"/>
+          <w:lang w:val="en-IN"/>
+        </w:rPr>
+      </w:pPr>
       <w:bookmarkStart w:id="0" w:name="_GoBack"/>
       <w:bookmarkEnd w:id="0"/>
     </w:p>
     <w:p>
       <w:pPr>
         <w:rPr>
-          <w:sz w:val="18"/>
-          <w:szCs w:val="18"/>
-        </w:rPr>
-      </w:pPr>
-      <w:r>
-        <w:rPr>
-          <w:rFonts w:hint="default"/>
-          <w:sz w:val="18"/>
-          <w:szCs w:val="18"/>
-        </w:rPr>
-        <w:t xml:space="preserve">  ├── /README.md          # Documentation</w:t>
-      </w:r>
+          <w:rFonts w:hint="default" w:eastAsia="SimSun" w:cs="Calibri" w:asciiTheme="minorAscii" w:hAnsiTheme="minorAscii"/>
+          <w:sz w:val="18"/>
+          <w:szCs w:val="18"/>
+          <w:lang w:val="en-IN"/>
+        </w:rPr>
+      </w:pPr>
+      <w:r>
+        <w:rPr>
+          <w:rFonts w:hint="default" w:eastAsia="SimSun" w:cs="Calibri" w:asciiTheme="minorAscii" w:hAnsiTheme="minorAscii"/>
+          <w:sz w:val="18"/>
+          <w:szCs w:val="18"/>
+          <w:lang w:val="en-IN"/>
+        </w:rPr>
+        <w:t>// Export Layout components</w:t>
+      </w:r>
+    </w:p>
+    <w:p>
+      <w:pPr>
+        <w:rPr>
+          <w:rFonts w:hint="default" w:eastAsia="SimSun" w:cs="Calibri" w:asciiTheme="minorAscii" w:hAnsiTheme="minorAscii"/>
+          <w:sz w:val="18"/>
+          <w:szCs w:val="18"/>
+          <w:lang w:val="en-IN"/>
+        </w:rPr>
+      </w:pPr>
+      <w:r>
+        <w:rPr>
+          <w:rFonts w:hint="default" w:eastAsia="SimSun" w:cs="Calibri" w:asciiTheme="minorAscii" w:hAnsiTheme="minorAscii"/>
+          <w:sz w:val="18"/>
+          <w:szCs w:val="18"/>
+          <w:lang w:val="en-IN"/>
+        </w:rPr>
+        <w:t>export { default as Navbar } from "./layout/Navbar";</w:t>
+      </w:r>
+    </w:p>
+    <w:p>
+      <w:pPr>
+        <w:rPr>
+          <w:rFonts w:hint="default" w:eastAsia="SimSun" w:cs="Calibri" w:asciiTheme="minorAscii" w:hAnsiTheme="minorAscii"/>
+          <w:sz w:val="18"/>
+          <w:szCs w:val="18"/>
+          <w:lang w:val="en-IN"/>
+        </w:rPr>
+      </w:pPr>
+      <w:r>
+        <w:rPr>
+          <w:rFonts w:hint="default" w:eastAsia="SimSun" w:cs="Calibri" w:asciiTheme="minorAscii" w:hAnsiTheme="minorAscii"/>
+          <w:sz w:val="18"/>
+          <w:szCs w:val="18"/>
+          <w:lang w:val="en-IN"/>
+        </w:rPr>
+        <w:t>export { default as Sidebar } from "./layout/Sidebar";</w:t>
+      </w:r>
+    </w:p>
+    <w:p>
+      <w:pPr>
+        <w:rPr>
+          <w:rFonts w:hint="default" w:eastAsia="SimSun" w:cs="Calibri" w:asciiTheme="minorAscii" w:hAnsiTheme="minorAscii"/>
+          <w:sz w:val="18"/>
+          <w:szCs w:val="18"/>
+          <w:lang w:val="en-IN"/>
+        </w:rPr>
+      </w:pPr>
+      <w:r>
+        <w:rPr>
+          <w:rFonts w:hint="default" w:eastAsia="SimSun" w:cs="Calibri" w:asciiTheme="minorAscii" w:hAnsiTheme="minorAscii"/>
+          <w:sz w:val="18"/>
+          <w:szCs w:val="18"/>
+          <w:lang w:val="en-IN"/>
+        </w:rPr>
+        <w:t>export { default as Footer } from "./layout/Footer";</w:t>
+      </w:r>
+    </w:p>
+    <w:p>
+      <w:pPr>
+        <w:rPr>
+          <w:rFonts w:hint="default" w:eastAsia="SimSun" w:cs="Calibri" w:asciiTheme="minorAscii" w:hAnsiTheme="minorAscii"/>
+          <w:sz w:val="18"/>
+          <w:szCs w:val="18"/>
+          <w:lang w:val="en-IN"/>
+        </w:rPr>
+      </w:pPr>
+    </w:p>
+    <w:p>
+      <w:pPr>
+        <w:rPr>
+          <w:rFonts w:hint="default" w:eastAsia="SimSun" w:cs="Calibri" w:asciiTheme="minorAscii" w:hAnsiTheme="minorAscii"/>
+          <w:sz w:val="18"/>
+          <w:szCs w:val="18"/>
+          <w:lang w:val="en-IN"/>
+        </w:rPr>
+      </w:pPr>
+      <w:r>
+        <w:rPr>
+          <w:rFonts w:hint="default" w:eastAsia="SimSun" w:cs="Calibri" w:asciiTheme="minorAscii" w:hAnsiTheme="minorAscii"/>
+          <w:sz w:val="18"/>
+          <w:szCs w:val="18"/>
+          <w:lang w:val="en-IN"/>
+        </w:rPr>
+        <w:t>// Export Form components</w:t>
+      </w:r>
+    </w:p>
+    <w:p>
+      <w:pPr>
+        <w:rPr>
+          <w:rFonts w:hint="default" w:eastAsia="SimSun" w:cs="Calibri" w:asciiTheme="minorAscii" w:hAnsiTheme="minorAscii"/>
+          <w:sz w:val="18"/>
+          <w:szCs w:val="18"/>
+          <w:lang w:val="en-IN"/>
+        </w:rPr>
+      </w:pPr>
+      <w:r>
+        <w:rPr>
+          <w:rFonts w:hint="default" w:eastAsia="SimSun" w:cs="Calibri" w:asciiTheme="minorAscii" w:hAnsiTheme="minorAscii"/>
+          <w:sz w:val="18"/>
+          <w:szCs w:val="18"/>
+          <w:lang w:val="en-IN"/>
+        </w:rPr>
+        <w:t>export { default as LoginForm } from "./forms/LoginForm";</w:t>
+      </w:r>
+    </w:p>
+    <w:p>
+      <w:pPr>
+        <w:rPr>
+          <w:rFonts w:hint="default" w:eastAsia="SimSun" w:cs="Calibri" w:asciiTheme="minorAscii" w:hAnsiTheme="minorAscii"/>
+          <w:sz w:val="18"/>
+          <w:szCs w:val="18"/>
+          <w:lang w:val="en-IN"/>
+        </w:rPr>
+      </w:pPr>
+      <w:r>
+        <w:rPr>
+          <w:rFonts w:hint="default" w:eastAsia="SimSun" w:cs="Calibri" w:asciiTheme="minorAscii" w:hAnsiTheme="minorAscii"/>
+          <w:sz w:val="18"/>
+          <w:szCs w:val="18"/>
+          <w:lang w:val="en-IN"/>
+        </w:rPr>
+        <w:t>export { default as SignupForm } from "./forms/SignupForm";</w:t>
+      </w:r>
+    </w:p>
+    <w:p>
+      <w:pPr>
+        <w:rPr>
+          <w:rFonts w:hint="default" w:eastAsia="SimSun" w:cs="Calibri" w:asciiTheme="minorAscii" w:hAnsiTheme="minorAscii"/>
+          <w:sz w:val="18"/>
+          <w:szCs w:val="18"/>
+          <w:lang w:val="en-IN"/>
+        </w:rPr>
+      </w:pPr>
+    </w:p>
+    <w:p>
+      <w:pPr>
+        <w:rPr>
+          <w:rFonts w:hint="default" w:eastAsia="SimSun" w:cs="Calibri" w:asciiTheme="minorAscii" w:hAnsiTheme="minorAscii"/>
+          <w:sz w:val="18"/>
+          <w:szCs w:val="18"/>
+          <w:lang w:val="en-IN"/>
+        </w:rPr>
+      </w:pPr>
+    </w:p>
+    <w:p>
+      <w:pPr>
+        <w:rPr>
+          <w:rFonts w:hint="default" w:eastAsia="SimSun" w:cs="Calibri" w:asciiTheme="minorAscii" w:hAnsiTheme="minorAscii"/>
+          <w:sz w:val="18"/>
+          <w:szCs w:val="18"/>
+          <w:lang w:val="en-IN"/>
+        </w:rPr>
+      </w:pPr>
+    </w:p>
+    <w:p>
+      <w:pPr>
+        <w:rPr>
+          <w:rFonts w:hint="default" w:eastAsia="SimSun" w:cs="Calibri" w:asciiTheme="minorAscii" w:hAnsiTheme="minorAscii"/>
+          <w:sz w:val="18"/>
+          <w:szCs w:val="18"/>
+          <w:lang w:val="en-IN"/>
+        </w:rPr>
+      </w:pPr>
+      <w:r>
+        <w:rPr>
+          <w:rFonts w:hint="default" w:eastAsia="SimSun" w:cs="Calibri" w:asciiTheme="minorAscii" w:hAnsiTheme="minorAscii"/>
+          <w:sz w:val="18"/>
+          <w:szCs w:val="18"/>
+          <w:lang w:val="en-IN"/>
+        </w:rPr>
+        <w:t>page.jsx</w:t>
+      </w:r>
+    </w:p>
+    <w:p>
+      <w:pPr>
+        <w:rPr>
+          <w:rFonts w:hint="default" w:eastAsia="SimSun" w:asciiTheme="minorAscii" w:hAnsiTheme="minorAscii"/>
+          <w:sz w:val="18"/>
+          <w:szCs w:val="18"/>
+          <w:lang w:val="en-IN"/>
+        </w:rPr>
+      </w:pPr>
+      <w:r>
+        <w:rPr>
+          <w:rFonts w:hint="default" w:eastAsia="SimSun" w:cs="Calibri" w:asciiTheme="minorAscii" w:hAnsiTheme="minorAscii"/>
+          <w:sz w:val="18"/>
+          <w:szCs w:val="18"/>
+          <w:lang w:val="en-IN"/>
+        </w:rPr>
+        <w:t>import { Button, Input, Navbar, LoginForm } from "@/components";</w:t>
+      </w:r>
+    </w:p>
+    <w:p>
+      <w:pPr>
+        <w:rPr>
+          <w:rFonts w:hint="default" w:ascii="SimSun" w:hAnsi="SimSun" w:eastAsia="SimSun"/>
+          <w:sz w:val="24"/>
+          <w:szCs w:val="24"/>
+          <w:lang w:val="en-IN"/>
+        </w:rPr>
+      </w:pPr>
+    </w:p>
+    <w:p>
+      <w:pPr>
+        <w:rPr>
+          <w:rFonts w:hint="default"/>
+          <w:sz w:val="18"/>
+          <w:szCs w:val="18"/>
+        </w:rPr>
+      </w:pPr>
+    </w:p>
+    <w:p>
+      <w:pPr>
+        <w:rPr>
+          <w:rFonts w:hint="default"/>
+          <w:sz w:val="18"/>
+          <w:szCs w:val="18"/>
+        </w:rPr>
+      </w:pPr>
+    </w:p>
+    <w:p>
+      <w:pPr>
+        <w:rPr>
+          <w:rFonts w:hint="default"/>
+          <w:sz w:val="18"/>
+          <w:szCs w:val="18"/>
+        </w:rPr>
+      </w:pPr>
+    </w:p>
+    <w:p>
+      <w:pPr>
+        <w:rPr>
+          <w:rFonts w:hint="default"/>
+          <w:sz w:val="18"/>
+          <w:szCs w:val="18"/>
+        </w:rPr>
+      </w:pPr>
     </w:p>
     <w:sectPr>
       <w:pgSz w:w="11906" w:h="16838"/>
@@ -987,7 +1747,7 @@
   <w:docDefaults>
     <w:rPrDefault>
       <w:rPr>
-        <w:rFonts w:asciiTheme="minorHAnsi" w:hAnsiTheme="minorHAnsi" w:eastAsiaTheme="minorEastAsia" w:cstheme="minorBidi"/>
+        <w:rFonts w:ascii="Times New Roman" w:hAnsi="Times New Roman" w:eastAsia="SimSun" w:cs="Times New Roman"/>
       </w:rPr>
     </w:rPrDefault>
     <w:pPrDefault/>
